--- a/template_doc.docx
+++ b/template_doc.docx
@@ -5,14 +5,8 @@
     <w:p>
       <w:pPr>
         <w:pStyle w:val="Estilo1"/>
-        <w:rPr>
-          <w:color w:val="2F5496" w:themeColor="accent1" w:themeShade="BF"/>
-        </w:rPr>
       </w:pPr>
       <w:r>
-        <w:rPr>
-          <w:color w:val="2F5496" w:themeColor="accent1" w:themeShade="BF"/>
-        </w:rPr>
         <w:t>Estilo Título de Seção</w:t>
       </w:r>
     </w:p>
@@ -34,22 +28,118 @@
     </w:p>
     <w:p>
       <w:pPr>
-        <w:pStyle w:val="Estilo3"/>
-        <w:rPr>
-          <w:b w:val="0"/>
+        <w:rPr>
+          <w:b/>
+          <w:szCs w:val="24"/>
         </w:rPr>
       </w:pPr>
       <w:r>
         <w:rPr>
-          <w:b w:val="0"/>
+          <w:szCs w:val="24"/>
         </w:rPr>
         <w:t>Estilo texto normal</w:t>
       </w:r>
     </w:p>
     <w:p>
+      <w:pPr>
+        <w:pStyle w:val="Estilo3"/>
+        <w:rPr>
+          <w:b w:val="0"/>
+        </w:rPr>
+      </w:pPr>
+    </w:p>
+    <w:p>
+      <w:pPr>
+        <w:pStyle w:val="Estilo3"/>
+        <w:rPr>
+          <w:b w:val="0"/>
+        </w:rPr>
+      </w:pPr>
+    </w:p>
+    <w:p>
+      <w:pPr>
+        <w:pStyle w:val="Estilo3"/>
+        <w:rPr>
+          <w:b w:val="0"/>
+        </w:rPr>
+      </w:pPr>
+    </w:p>
+    <w:p>
+      <w:pPr>
+        <w:pStyle w:val="Estilo3"/>
+        <w:rPr>
+          <w:b w:val="0"/>
+        </w:rPr>
+      </w:pPr>
+    </w:p>
+    <w:p>
+      <w:pPr>
+        <w:pStyle w:val="Estilo3"/>
+        <w:rPr>
+          <w:b w:val="0"/>
+        </w:rPr>
+      </w:pPr>
+    </w:p>
+    <w:p>
+      <w:pPr>
+        <w:pStyle w:val="Estilo3"/>
+        <w:rPr>
+          <w:b w:val="0"/>
+        </w:rPr>
+      </w:pPr>
+    </w:p>
+    <w:p>
+      <w:pPr>
+        <w:pStyle w:val="Estilo3"/>
+        <w:rPr>
+          <w:b w:val="0"/>
+        </w:rPr>
+      </w:pPr>
+    </w:p>
+    <w:p>
+      <w:pPr>
+        <w:pStyle w:val="Estilo3"/>
+        <w:rPr>
+          <w:b w:val="0"/>
+        </w:rPr>
+      </w:pPr>
+    </w:p>
+    <w:p>
+      <w:pPr>
+        <w:pStyle w:val="Estilo3"/>
+        <w:rPr>
+          <w:b w:val="0"/>
+        </w:rPr>
+      </w:pPr>
+    </w:p>
+    <w:p>
+      <w:pPr>
+        <w:pStyle w:val="Estilo3"/>
+        <w:rPr>
+          <w:b w:val="0"/>
+        </w:rPr>
+      </w:pPr>
+    </w:p>
+    <w:p>
       <w:bookmarkStart w:id="0" w:name="_GoBack"/>
       <w:bookmarkEnd w:id="0"/>
     </w:p>
+    <w:p/>
+    <w:p>
+      <w:pPr>
+        <w:ind w:left="2832"/>
+      </w:pPr>
+    </w:p>
+    <w:p/>
+    <w:p>
+      <w:pPr>
+        <w:pStyle w:val="Estilo3"/>
+        <w:rPr>
+          <w:b w:val="0"/>
+        </w:rPr>
+      </w:pPr>
+    </w:p>
+    <w:p/>
     <w:sectPr>
       <w:headerReference w:type="default" r:id="rId6"/>
       <w:pgSz w:w="16838" w:h="11906" w:orient="landscape"/>
@@ -121,7 +211,6 @@
         <w:rFonts w:ascii="Trebuchet MS" w:hAnsi="Trebuchet MS" w:cstheme="majorHAnsi"/>
         <w:b/>
         <w:color w:val="2F5496" w:themeColor="accent1" w:themeShade="BF"/>
-        <w:sz w:val="24"/>
         <w:szCs w:val="24"/>
       </w:rPr>
     </w:pPr>
@@ -130,7 +219,6 @@
         <w:rFonts w:ascii="Trebuchet MS" w:hAnsi="Trebuchet MS" w:cstheme="majorHAnsi"/>
         <w:b/>
         <w:color w:val="2F5496" w:themeColor="accent1" w:themeShade="BF"/>
-        <w:sz w:val="24"/>
         <w:szCs w:val="24"/>
       </w:rPr>
       <w:t>SOU DA PAZ ANALISA |PANORAMA 2022</w:t>
@@ -144,7 +232,6 @@
         <w:rFonts w:ascii="Trebuchet MS" w:hAnsi="Trebuchet MS" w:cstheme="majorHAnsi"/>
         <w:b/>
         <w:color w:val="2F5496" w:themeColor="accent1" w:themeShade="BF"/>
-        <w:sz w:val="24"/>
         <w:szCs w:val="24"/>
       </w:rPr>
     </w:pPr>
@@ -157,7 +244,6 @@
         <w:rFonts w:ascii="Trebuchet MS" w:hAnsi="Trebuchet MS" w:cstheme="majorHAnsi"/>
         <w:b/>
         <w:color w:val="2F5496" w:themeColor="accent1" w:themeShade="BF"/>
-        <w:sz w:val="24"/>
         <w:szCs w:val="24"/>
       </w:rPr>
     </w:pPr>
@@ -562,6 +648,10 @@
   <w:style w:type="paragraph" w:default="1" w:styleId="Normal">
     <w:name w:val="Normal"/>
     <w:qFormat/>
+    <w:rsid w:val="009D6AFC"/>
+    <w:rPr>
+      <w:sz w:val="24"/>
+    </w:rPr>
   </w:style>
   <w:style w:type="character" w:default="1" w:styleId="Fontepargpadro">
     <w:name w:val="Default Paragraph Font"/>
@@ -681,7 +771,6 @@
     <w:rPr>
       <w:rFonts w:ascii="Trebuchet MS" w:hAnsi="Trebuchet MS"/>
       <w:b/>
-      <w:sz w:val="24"/>
       <w:szCs w:val="24"/>
     </w:rPr>
   </w:style>
@@ -705,7 +794,6 @@
     <w:rsid w:val="00B042DC"/>
     <w:rPr>
       <w:rFonts w:ascii="Trebuchet MS" w:hAnsi="Trebuchet MS"/>
-      <w:sz w:val="24"/>
       <w:szCs w:val="24"/>
     </w:rPr>
   </w:style>
